--- a/BACKUP&RECOVERY/05장/05장_실습문제_추가서술형_정답.docx
+++ b/BACKUP&RECOVERY/05장/05장_실습문제_추가서술형_정답.docx
@@ -3420,7 +3420,7 @@
           <w:b w:val="0"/>
           <w:sz w:val="21"/>
         </w:rPr>
-        <w:t xml:space="preserve">  ls -l /u02/oradata/ORCL/</w:t>
+        <w:t xml:space="preserve">  ls -l /u02/oradata/orcl/</w:t>
       </w:r>
     </w:p>
     <w:p>
@@ -4534,7 +4534,7 @@
           <w:rFonts w:ascii="Consolas" w:hAnsi="Consolas" w:eastAsia="Consolas"/>
           <w:sz w:val="19"/>
         </w:rPr>
-        <w:t>[oracle@oel7v9r1 ~]$ cp -p /u01/app/oracle/oradata/ORCL/*.ctl \</w:t>
+        <w:t>[oracle@oel7v9r1 ~]$ cp -p /u01/app/oracle/oradata/orcl/*.ctl \</w:t>
       </w:r>
     </w:p>
     <w:p>
@@ -4547,7 +4547,7 @@
           <w:rFonts w:ascii="Consolas" w:hAnsi="Consolas" w:eastAsia="Consolas"/>
           <w:sz w:val="19"/>
         </w:rPr>
-        <w:t xml:space="preserve">                           /u01/app/oracle/oradata/ORCL/*.log /home/oracle/before_recover/</w:t>
+        <w:t xml:space="preserve">                           /u01/app/oracle/oradata/orcl/*.log /home/oracle/before_recover/</w:t>
       </w:r>
     </w:p>
     <w:p>
@@ -4666,7 +4666,7 @@
           <w:rFonts w:ascii="Consolas" w:hAnsi="Consolas" w:eastAsia="Consolas"/>
           <w:sz w:val="19"/>
         </w:rPr>
-        <w:t>SYS@orcl&gt; !cp -p /home/oracle/backup/ch05/undotbs01.dbf /u01/app/oracle/oradata/ORCL/</w:t>
+        <w:t>SYS@orcl&gt; !cp -p /home/oracle/backup/ch05/undotbs01.dbf /u01/app/oracle/oradata/orcl/</w:t>
       </w:r>
     </w:p>
     <w:p>
@@ -5068,7 +5068,7 @@
           <w:rFonts w:ascii="Consolas" w:hAnsi="Consolas" w:eastAsia="Consolas"/>
           <w:sz w:val="19"/>
         </w:rPr>
-        <w:t xml:space="preserve">         1 /u01/app/oracle/oradata/ORCL/temp01.dbf    ONLINE      60</w:t>
+        <w:t xml:space="preserve">         1 /u01/app/oracle/oradata/orcl/temp01.dbf    ONLINE      60</w:t>
       </w:r>
     </w:p>
     <w:p>
@@ -5121,7 +5121,7 @@
           <w:rFonts w:ascii="Consolas" w:hAnsi="Consolas" w:eastAsia="Consolas"/>
           <w:sz w:val="19"/>
         </w:rPr>
-        <w:t xml:space="preserve">  2    '/u01/app/oracle/oradata/ORCL/temp02.dbf' SIZE 60M;</w:t>
+        <w:t xml:space="preserve">  2    '/u01/app/oracle/oradata/orcl/temp02.dbf' SIZE 60M;</w:t>
       </w:r>
     </w:p>
     <w:p>
@@ -5175,7 +5175,7 @@
           <w:rFonts w:ascii="Consolas" w:hAnsi="Consolas" w:eastAsia="Consolas"/>
           <w:sz w:val="19"/>
         </w:rPr>
-        <w:t>SYS@orcl&gt; ALTER DATABASE TEMPFILE '/u01/app/oracle/oradata/ORCL/temp01.dbf' DROP;</w:t>
+        <w:t>SYS@orcl&gt; ALTER DATABASE TEMPFILE '/u01/app/oracle/oradata/orcl/temp01.dbf' DROP;</w:t>
       </w:r>
     </w:p>
     <w:p>
@@ -5552,7 +5552,7 @@
           <w:rFonts w:ascii="Consolas" w:hAnsi="Consolas" w:eastAsia="Consolas"/>
           <w:sz w:val="19"/>
         </w:rPr>
-        <w:t>SYS@orcl&gt; !cp -p /u01/app/oracle/oradata/ORCL/hist01.dbf /home/oracle/backup/ch05/</w:t>
+        <w:t>SYS@orcl&gt; !cp -p /u01/app/oracle/oradata/orcl/hist01.dbf /home/oracle/backup/ch05/</w:t>
       </w:r>
     </w:p>
     <w:p>
@@ -5671,7 +5671,7 @@
           <w:rFonts w:ascii="Consolas" w:hAnsi="Consolas" w:eastAsia="Consolas"/>
           <w:sz w:val="19"/>
         </w:rPr>
-        <w:t>SYS@orcl&gt; !rm -f /u01/app/oracle/oradata/ORCL/hist01.dbf</w:t>
+        <w:t>SYS@orcl&gt; !rm -f /u01/app/oracle/oradata/orcl/hist01.dbf</w:t>
       </w:r>
     </w:p>
     <w:p>
@@ -5697,7 +5697,7 @@
           <w:rFonts w:ascii="Consolas" w:hAnsi="Consolas" w:eastAsia="Consolas"/>
           <w:sz w:val="19"/>
         </w:rPr>
-        <w:t>SYS@orcl&gt; !cp -p /home/oracle/backup/ch05/hist01.dbf /u01/app/oracle/oradata/ORCL/</w:t>
+        <w:t>SYS@orcl&gt; !cp -p /home/oracle/backup/ch05/hist01.dbf /u01/app/oracle/oradata/orcl/</w:t>
       </w:r>
     </w:p>
     <w:p>
@@ -5980,7 +5980,7 @@
           <w:b w:val="0"/>
           <w:sz w:val="21"/>
         </w:rPr>
-        <w:t>*.control_files='/u03/oradata/ORCL/control01.ctl','/u02/oradata/ORCL/control03.ctl'</w:t>
+        <w:t>*.control_files='/u03/oradata/ORCL/control01.ctl','/u02/oradata/orcl/control03.ctl'</w:t>
       </w:r>
     </w:p>
     <w:p>
@@ -6048,7 +6048,7 @@
           <w:rFonts w:ascii="Consolas" w:hAnsi="Consolas" w:eastAsia="Consolas"/>
           <w:sz w:val="19"/>
         </w:rPr>
-        <w:t>[oracle@oel7v9r1 ~]$ cp -p /u02/oradata/ORCL/control03.ctl /u03/oradata/ORCL/control01.ctl</w:t>
+        <w:t>[oracle@oel7v9r1 ~]$ cp -p /u02/oradata/orcl/control03.ctl /u03/oradata/ORCL/control01.ctl</w:t>
       </w:r>
     </w:p>
     <w:p>
@@ -6516,7 +6516,7 @@
           <w:b w:val="0"/>
           <w:sz w:val="21"/>
         </w:rPr>
-        <w:t>ORA-00312: online log 1 thread 1: '/u01/app/oracle/oradata/ORCL/redo01.log'</w:t>
+        <w:t>ORA-00312: online log 1 thread 1: '/u01/app/oracle/oradata/orcl/redo01.log'</w:t>
       </w:r>
     </w:p>
     <w:p>
@@ -7136,7 +7136,7 @@
           <w:b w:val="0"/>
           <w:sz w:val="21"/>
         </w:rPr>
-        <w:t>/u02/oradata/ORCL/control03.ctl</w:t>
+        <w:t>/u02/oradata/orcl/control03.ctl</w:t>
       </w:r>
     </w:p>
     <w:p>
@@ -7202,7 +7202,7 @@
           <w:rFonts w:ascii="Consolas" w:hAnsi="Consolas" w:eastAsia="Consolas"/>
           <w:sz w:val="19"/>
         </w:rPr>
-        <w:t xml:space="preserve">  3    '/u02/oradata/ORCL/control03.ctl',</w:t>
+        <w:t xml:space="preserve">  3    '/u02/oradata/orcl/control03.ctl',</w:t>
       </w:r>
     </w:p>
     <w:p>
@@ -7320,7 +7320,7 @@
           <w:rFonts w:ascii="Consolas" w:hAnsi="Consolas" w:eastAsia="Consolas"/>
           <w:sz w:val="19"/>
         </w:rPr>
-        <w:t>SYS@orcl&gt; ALTER DATABASE ADD LOGFILE MEMBER '/u02/oradata/ORCL/redo01b.log' TO GROUP 1;</w:t>
+        <w:t>SYS@orcl&gt; ALTER DATABASE ADD LOGFILE MEMBER '/u02/oradata/orcl/redo01b.log' TO GROUP 1;</w:t>
       </w:r>
     </w:p>
     <w:p>
@@ -7333,7 +7333,7 @@
           <w:rFonts w:ascii="Consolas" w:hAnsi="Consolas" w:eastAsia="Consolas"/>
           <w:sz w:val="19"/>
         </w:rPr>
-        <w:t>SYS@orcl&gt; ALTER DATABASE ADD LOGFILE MEMBER '/u02/oradata/ORCL/redo03b.log' TO GROUP 3;</w:t>
+        <w:t>SYS@orcl&gt; ALTER DATABASE ADD LOGFILE MEMBER '/u02/oradata/orcl/redo03b.log' TO GROUP 3;</w:t>
       </w:r>
     </w:p>
     <w:p>
